--- a/test_vmerge.docx
+++ b/test_vmerge.docx
@@ -15,11 +15,10 @@
         <w:tc>
           <w:tcPr>
             <w:tcW w:type="dxa" w:w="4320"/>
-            <w:vMerge w:val="restart"/>
           </w:tcPr>
           <w:p>
             <w:r>
-              <w:t>Continuation Text</w:t>
+              <w:t>{%tr for i in items %}</w:t>
             </w:r>
           </w:p>
         </w:tc>
@@ -27,39 +26,33 @@
           <w:tcPr>
             <w:tcW w:type="dxa" w:w="4320"/>
           </w:tcPr>
-          <w:p>
-            <w:r>
-              <w:t>Row 1 Right (very tall)</w:t>
-              <w:br/>
-              <w:br/>
-              <w:br/>
-              <w:br/>
-              <w:br/>
-              <w:br/>
-            </w:r>
-          </w:p>
+          <w:p/>
         </w:tc>
       </w:tr>
       <w:tr>
         <w:tc>
           <w:tcPr>
             <w:tcW w:type="dxa" w:w="4320"/>
-            <w:vMerge w:val="continue"/>
           </w:tcPr>
-          <w:p/>
+          <w:p>
+            <w:r>
+              <w:t>{% vm %}{{i.txt}}</w:t>
+            </w:r>
+          </w:p>
         </w:tc>
         <w:tc>
           <w:tcPr>
             <w:tcW w:type="dxa" w:w="4320"/>
           </w:tcPr>
-          <w:p>
-            <w:r>
-              <w:t>Row 2 Right</w:t>
-            </w:r>
-          </w:p>
+          <w:p/>
         </w:tc>
       </w:tr>
     </w:tbl>
+    <w:p>
+      <w:r>
+        <w:t>{%tr endfor %}</w:t>
+      </w:r>
+    </w:p>
     <w:sectPr>
       <w:pgSz w:w="12240" w:h="15840"/>
       <w:pgMar w:top="1440" w:right="1800" w:bottom="1440" w:left="1800" w:header="720" w:footer="720" w:gutter="0"/>

--- a/test_vmerge.docx
+++ b/test_vmerge.docx
@@ -44,15 +44,32 @@
           <w:tcPr>
             <w:tcW w:type="dxa" w:w="4320"/>
           </w:tcPr>
+          <w:p>
+            <w:r>
+              <w:t>{{i.val}}</w:t>
+            </w:r>
+          </w:p>
+        </w:tc>
+      </w:tr>
+      <w:tr>
+        <w:tc>
+          <w:tcPr>
+            <w:tcW w:type="dxa" w:w="4320"/>
+          </w:tcPr>
+          <w:p>
+            <w:r>
+              <w:t>{%tr endfor %}</w:t>
+            </w:r>
+          </w:p>
+        </w:tc>
+        <w:tc>
+          <w:tcPr>
+            <w:tcW w:type="dxa" w:w="4320"/>
+          </w:tcPr>
           <w:p/>
         </w:tc>
       </w:tr>
     </w:tbl>
-    <w:p>
-      <w:r>
-        <w:t>{%tr endfor %}</w:t>
-      </w:r>
-    </w:p>
     <w:sectPr>
       <w:pgSz w:w="12240" w:h="15840"/>
       <w:pgMar w:top="1440" w:right="1800" w:bottom="1440" w:left="1800" w:header="720" w:footer="720" w:gutter="0"/>

--- a/test_vmerge.docx
+++ b/test_vmerge.docx
@@ -36,7 +36,12 @@
           </w:tcPr>
           <w:p>
             <w:r>
-              <w:t>{% vm %}{{i.txt}}</w:t>
+              <w:t>{% vm %}Квартиры:</w:t>
+            </w:r>
+          </w:p>
+          <w:p>
+            <w:r>
+              <w:t>{{i.txt}}</w:t>
             </w:r>
           </w:p>
         </w:tc>
